--- a/01 - Escuela Pass/docs/tdg/word/anexos/04_Modelo_Entidad_Relacion_Escuela_Pass.docx
+++ b/01 - Escuela Pass/docs/tdg/word/anexos/04_Modelo_Entidad_Relacion_Escuela_Pass.docx
@@ -853,6 +853,876 @@
     <w:p>
       <w:r>
         <w:t xml:space="preserve">especialmente por la presencia de menores de edad.</w:t>
+      </w:r>
+    </w:p>
+    <w:p>
+      <w:r>
+        <w:br w:type="page"/>
+      </w:r>
+    </w:p>
+    <w:p>
+      <w:pPr>
+        <w:pStyle w:val="Heading1"/>
+      </w:pPr>
+      <w:r>
+        <w:t>Ampliación documental automatizada (inventario repositorio y producción)</w:t>
+      </w:r>
+    </w:p>
+    <w:p>
+      <w:r>
+        <w:t>Tablas mapeadas por entidades TypeORM (`@Entity({ name })`) en el repositorio:</w:t>
+      </w:r>
+    </w:p>
+    <w:p/>
+    <w:p>
+      <w:r>
+        <w:rPr>
+          <w:rFonts w:ascii="Consolas" w:hAnsi="Consolas"/>
+        </w:rPr>
+        <w:t>| Tabla PostgreSQL | Archivo entidad |</w:t>
+      </w:r>
+    </w:p>
+    <w:p>
+      <w:r>
+        <w:rPr>
+          <w:rFonts w:ascii="Consolas" w:hAnsi="Consolas"/>
+        </w:rPr>
+        <w:t>| --- | --- |</w:t>
+      </w:r>
+    </w:p>
+    <w:p>
+      <w:r>
+        <w:rPr>
+          <w:rFonts w:ascii="Consolas" w:hAnsi="Consolas"/>
+        </w:rPr>
+        <w:t>| academic_periods | src/database/entities/academic-period.entity.ts |</w:t>
+      </w:r>
+    </w:p>
+    <w:p>
+      <w:r>
+        <w:rPr>
+          <w:rFonts w:ascii="Consolas" w:hAnsi="Consolas"/>
+        </w:rPr>
+        <w:t>| access_credentials | src/database/entities/access-credential.entity.ts |</w:t>
+      </w:r>
+    </w:p>
+    <w:p>
+      <w:r>
+        <w:rPr>
+          <w:rFonts w:ascii="Consolas" w:hAnsi="Consolas"/>
+        </w:rPr>
+        <w:t>| access_events | src/database/entities/access-event.entity.ts |</w:t>
+      </w:r>
+    </w:p>
+    <w:p>
+      <w:r>
+        <w:rPr>
+          <w:rFonts w:ascii="Consolas" w:hAnsi="Consolas"/>
+        </w:rPr>
+        <w:t>| activities | src/database/entities/activity.entity.ts |</w:t>
+      </w:r>
+    </w:p>
+    <w:p>
+      <w:r>
+        <w:rPr>
+          <w:rFonts w:ascii="Consolas" w:hAnsi="Consolas"/>
+        </w:rPr>
+        <w:t>| activity_grades | src/database/entities/activity-grade.entity.ts |</w:t>
+      </w:r>
+    </w:p>
+    <w:p>
+      <w:r>
+        <w:rPr>
+          <w:rFonts w:ascii="Consolas" w:hAnsi="Consolas"/>
+        </w:rPr>
+        <w:t>| admin_report_comments | src/database/entities/admin-report-comment.entity.ts |</w:t>
+      </w:r>
+    </w:p>
+    <w:p>
+      <w:r>
+        <w:rPr>
+          <w:rFonts w:ascii="Consolas" w:hAnsi="Consolas"/>
+        </w:rPr>
+        <w:t>| admin_reports | src/database/entities/admin-report.entity.ts |</w:t>
+      </w:r>
+    </w:p>
+    <w:p>
+      <w:r>
+        <w:rPr>
+          <w:rFonts w:ascii="Consolas" w:hAnsi="Consolas"/>
+        </w:rPr>
+        <w:t>| administrative_staff | src/database/entities/administrative-staff.entity.ts |</w:t>
+      </w:r>
+    </w:p>
+    <w:p>
+      <w:r>
+        <w:rPr>
+          <w:rFonts w:ascii="Consolas" w:hAnsi="Consolas"/>
+        </w:rPr>
+        <w:t>| attendance_records | src/database/entities/attendance-record.entity.ts |</w:t>
+      </w:r>
+    </w:p>
+    <w:p>
+      <w:r>
+        <w:rPr>
+          <w:rFonts w:ascii="Consolas" w:hAnsi="Consolas"/>
+        </w:rPr>
+        <w:t>| audit_logs | src/database/entities/audit-log.entity.ts |</w:t>
+      </w:r>
+    </w:p>
+    <w:p>
+      <w:r>
+        <w:rPr>
+          <w:rFonts w:ascii="Consolas" w:hAnsi="Consolas"/>
+        </w:rPr>
+        <w:t>| circuit_requests | src/database/entities/circuit-request.entity.ts |</w:t>
+      </w:r>
+    </w:p>
+    <w:p>
+      <w:r>
+        <w:rPr>
+          <w:rFonts w:ascii="Consolas" w:hAnsi="Consolas"/>
+        </w:rPr>
+        <w:t>| class_attendance_records | src/database/entities/class-attendance-record.entity.ts |</w:t>
+      </w:r>
+    </w:p>
+    <w:p>
+      <w:r>
+        <w:rPr>
+          <w:rFonts w:ascii="Consolas" w:hAnsi="Consolas"/>
+        </w:rPr>
+        <w:t>| class_schedule_slots | src/database/entities/class-schedule-slot.entity.ts |</w:t>
+      </w:r>
+    </w:p>
+    <w:p>
+      <w:r>
+        <w:rPr>
+          <w:rFonts w:ascii="Consolas" w:hAnsi="Consolas"/>
+        </w:rPr>
+        <w:t>| class_sessions | src/database/entities/class-session.entity.ts |</w:t>
+      </w:r>
+    </w:p>
+    <w:p>
+      <w:r>
+        <w:rPr>
+          <w:rFonts w:ascii="Consolas" w:hAnsi="Consolas"/>
+        </w:rPr>
+        <w:t>| debt_adjustments | src/database/entities/debt-adjustment.entity.ts |</w:t>
+      </w:r>
+    </w:p>
+    <w:p>
+      <w:r>
+        <w:rPr>
+          <w:rFonts w:ascii="Consolas" w:hAnsi="Consolas"/>
+        </w:rPr>
+        <w:t>| debts | src/database/entities/debt.entity.ts |</w:t>
+      </w:r>
+    </w:p>
+    <w:p>
+      <w:r>
+        <w:rPr>
+          <w:rFonts w:ascii="Consolas" w:hAnsi="Consolas"/>
+        </w:rPr>
+        <w:t>| external_visit_groups | src/database/entities/external-visit-group.entity.ts |</w:t>
+      </w:r>
+    </w:p>
+    <w:p>
+      <w:r>
+        <w:rPr>
+          <w:rFonts w:ascii="Consolas" w:hAnsi="Consolas"/>
+        </w:rPr>
+        <w:t>| external_visit_students | src/database/entities/external-visit-student.entity.ts |</w:t>
+      </w:r>
+    </w:p>
+    <w:p>
+      <w:r>
+        <w:rPr>
+          <w:rFonts w:ascii="Consolas" w:hAnsi="Consolas"/>
+        </w:rPr>
+        <w:t>| external_visits | src/database/entities/external-visit.entity.ts |</w:t>
+      </w:r>
+    </w:p>
+    <w:p>
+      <w:r>
+        <w:rPr>
+          <w:rFonts w:ascii="Consolas" w:hAnsi="Consolas"/>
+        </w:rPr>
+        <w:t>| groups | src/database/entities/group.entity.ts |</w:t>
+      </w:r>
+    </w:p>
+    <w:p>
+      <w:r>
+        <w:rPr>
+          <w:rFonts w:ascii="Consolas" w:hAnsi="Consolas"/>
+        </w:rPr>
+        <w:t>| import_jobs | src/database/entities/import-job.entity.ts |</w:t>
+      </w:r>
+    </w:p>
+    <w:p>
+      <w:r>
+        <w:rPr>
+          <w:rFonts w:ascii="Consolas" w:hAnsi="Consolas"/>
+        </w:rPr>
+        <w:t>| institution_settings | src/database/entities/institution-setting.entity.ts |</w:t>
+      </w:r>
+    </w:p>
+    <w:p>
+      <w:r>
+        <w:rPr>
+          <w:rFonts w:ascii="Consolas" w:hAnsi="Consolas"/>
+        </w:rPr>
+        <w:t>| meeting_participants | src/database/entities/meeting-participant.entity.ts |</w:t>
+      </w:r>
+    </w:p>
+    <w:p>
+      <w:r>
+        <w:rPr>
+          <w:rFonts w:ascii="Consolas" w:hAnsi="Consolas"/>
+        </w:rPr>
+        <w:t>| meetings | src/database/entities/meeting.entity.ts |</w:t>
+      </w:r>
+    </w:p>
+    <w:p>
+      <w:r>
+        <w:rPr>
+          <w:rFonts w:ascii="Consolas" w:hAnsi="Consolas"/>
+        </w:rPr>
+        <w:t>| notices | src/database/entities/notice.entity.ts |</w:t>
+      </w:r>
+    </w:p>
+    <w:p>
+      <w:r>
+        <w:rPr>
+          <w:rFonts w:ascii="Consolas" w:hAnsi="Consolas"/>
+        </w:rPr>
+        <w:t>| notifications | src/database/entities/notification.entity.ts |</w:t>
+      </w:r>
+    </w:p>
+    <w:p>
+      <w:r>
+        <w:rPr>
+          <w:rFonts w:ascii="Consolas" w:hAnsi="Consolas"/>
+        </w:rPr>
+        <w:t>| parents | src/database/entities/parent.entity.ts |</w:t>
+      </w:r>
+    </w:p>
+    <w:p>
+      <w:r>
+        <w:rPr>
+          <w:rFonts w:ascii="Consolas" w:hAnsi="Consolas"/>
+        </w:rPr>
+        <w:t>| payment_concepts | src/database/entities/payment-concept.entity.ts |</w:t>
+      </w:r>
+    </w:p>
+    <w:p>
+      <w:r>
+        <w:rPr>
+          <w:rFonts w:ascii="Consolas" w:hAnsi="Consolas"/>
+        </w:rPr>
+        <w:t>| payments | src/database/entities/payment-record.entity.ts |</w:t>
+      </w:r>
+    </w:p>
+    <w:p>
+      <w:r>
+        <w:rPr>
+          <w:rFonts w:ascii="Consolas" w:hAnsi="Consolas"/>
+        </w:rPr>
+        <w:t>| pickup_authorizations | src/database/entities/pickup-authorization.entity.ts |</w:t>
+      </w:r>
+    </w:p>
+    <w:p>
+      <w:r>
+        <w:rPr>
+          <w:rFonts w:ascii="Consolas" w:hAnsi="Consolas"/>
+        </w:rPr>
+        <w:t>| privacy_policies | src/database/entities/privacy-policy.entity.ts |</w:t>
+      </w:r>
+    </w:p>
+    <w:p>
+      <w:r>
+        <w:rPr>
+          <w:rFonts w:ascii="Consolas" w:hAnsi="Consolas"/>
+        </w:rPr>
+        <w:t>| refresh_tokens | src/database/entities/refresh-token.entity.ts |</w:t>
+      </w:r>
+    </w:p>
+    <w:p>
+      <w:r>
+        <w:rPr>
+          <w:rFonts w:ascii="Consolas" w:hAnsi="Consolas"/>
+        </w:rPr>
+        <w:t>| report_card_subjects | src/database/entities/report-card-subject.entity.ts |</w:t>
+      </w:r>
+    </w:p>
+    <w:p>
+      <w:r>
+        <w:rPr>
+          <w:rFonts w:ascii="Consolas" w:hAnsi="Consolas"/>
+        </w:rPr>
+        <w:t>| report_cards | src/database/entities/report-card.entity.ts |</w:t>
+      </w:r>
+    </w:p>
+    <w:p>
+      <w:r>
+        <w:rPr>
+          <w:rFonts w:ascii="Consolas" w:hAnsi="Consolas"/>
+        </w:rPr>
+        <w:t>| school_non_instructional_days | src/database/entities/school-non-instructional-day.entity.ts |</w:t>
+      </w:r>
+    </w:p>
+    <w:p>
+      <w:r>
+        <w:rPr>
+          <w:rFonts w:ascii="Consolas" w:hAnsi="Consolas"/>
+        </w:rPr>
+        <w:t>| schools | src/database/entities/school.entity.ts |</w:t>
+      </w:r>
+    </w:p>
+    <w:p>
+      <w:r>
+        <w:rPr>
+          <w:rFonts w:ascii="Consolas" w:hAnsi="Consolas"/>
+        </w:rPr>
+        <w:t>| student_attention_notes | src/database/entities/student-attention-note.entity.ts |</w:t>
+      </w:r>
+    </w:p>
+    <w:p>
+      <w:r>
+        <w:rPr>
+          <w:rFonts w:ascii="Consolas" w:hAnsi="Consolas"/>
+        </w:rPr>
+        <w:t>| student_departure_consents | src/database/entities/student-departure-consent.entity.ts |</w:t>
+      </w:r>
+    </w:p>
+    <w:p>
+      <w:r>
+        <w:rPr>
+          <w:rFonts w:ascii="Consolas" w:hAnsi="Consolas"/>
+        </w:rPr>
+        <w:t>| student_lifecycle_events | src/database/entities/student-lifecycle-event.entity.ts |</w:t>
+      </w:r>
+    </w:p>
+    <w:p>
+      <w:r>
+        <w:rPr>
+          <w:rFonts w:ascii="Consolas" w:hAnsi="Consolas"/>
+        </w:rPr>
+        <w:t>| student_parents | src/database/entities/student-parent.entity.ts |</w:t>
+      </w:r>
+    </w:p>
+    <w:p>
+      <w:r>
+        <w:rPr>
+          <w:rFonts w:ascii="Consolas" w:hAnsi="Consolas"/>
+        </w:rPr>
+        <w:t>| students | src/database/entities/student.entity.ts |</w:t>
+      </w:r>
+    </w:p>
+    <w:p>
+      <w:r>
+        <w:rPr>
+          <w:rFonts w:ascii="Consolas" w:hAnsi="Consolas"/>
+        </w:rPr>
+        <w:t>| subjects | src/database/entities/subject.entity.ts |</w:t>
+      </w:r>
+    </w:p>
+    <w:p>
+      <w:r>
+        <w:rPr>
+          <w:rFonts w:ascii="Consolas" w:hAnsi="Consolas"/>
+        </w:rPr>
+        <w:t>| teacher_groups | src/database/entities/teacher-group.entity.ts |</w:t>
+      </w:r>
+    </w:p>
+    <w:p>
+      <w:r>
+        <w:rPr>
+          <w:rFonts w:ascii="Consolas" w:hAnsi="Consolas"/>
+        </w:rPr>
+        <w:t>| teacher_lifecycle_events | src/database/entities/teacher-lifecycle-event.entity.ts |</w:t>
+      </w:r>
+    </w:p>
+    <w:p>
+      <w:r>
+        <w:rPr>
+          <w:rFonts w:ascii="Consolas" w:hAnsi="Consolas"/>
+        </w:rPr>
+        <w:t>| teacher_subjects | src/database/entities/teacher-subject.entity.ts |</w:t>
+      </w:r>
+    </w:p>
+    <w:p>
+      <w:r>
+        <w:rPr>
+          <w:rFonts w:ascii="Consolas" w:hAnsi="Consolas"/>
+        </w:rPr>
+        <w:t>| teachers | src/database/entities/teacher.entity.ts |</w:t>
+      </w:r>
+    </w:p>
+    <w:p>
+      <w:r>
+        <w:rPr>
+          <w:rFonts w:ascii="Consolas" w:hAnsi="Consolas"/>
+        </w:rPr>
+        <w:t>| user_fcm_tokens | src/database/entities/user-fcm-token.entity.ts |</w:t>
+      </w:r>
+    </w:p>
+    <w:p>
+      <w:r>
+        <w:rPr>
+          <w:rFonts w:ascii="Consolas" w:hAnsi="Consolas"/>
+        </w:rPr>
+        <w:t>| user_privacy_acceptances | src/database/entities/user-privacy-acceptance.entity.ts |</w:t>
+      </w:r>
+    </w:p>
+    <w:p>
+      <w:r>
+        <w:rPr>
+          <w:rFonts w:ascii="Consolas" w:hAnsi="Consolas"/>
+        </w:rPr>
+        <w:t>| users | src/database/entities/user.entity.ts |</w:t>
+      </w:r>
+    </w:p>
+    <w:p>
+      <w:r>
+        <w:rPr>
+          <w:rFonts w:ascii="Consolas" w:hAnsi="Consolas"/>
+        </w:rPr>
+        <w:t>| vehicles | src/database/entities/vehicle.entity.ts |</w:t>
+      </w:r>
+    </w:p>
+    <w:p/>
+    <w:p>
+      <w:r>
+        <w:t>Tablas en esquema **public** reportadas por PostgreSQL (Railway, metadatos): **50**.</w:t>
+      </w:r>
+    </w:p>
+    <w:p/>
+    <w:p>
+      <w:r>
+        <w:rPr>
+          <w:rFonts w:ascii="Consolas" w:hAnsi="Consolas"/>
+        </w:rPr>
+        <w:t>| Tabla (producción Railway) |</w:t>
+      </w:r>
+    </w:p>
+    <w:p>
+      <w:r>
+        <w:rPr>
+          <w:rFonts w:ascii="Consolas" w:hAnsi="Consolas"/>
+        </w:rPr>
+        <w:t>| --- |</w:t>
+      </w:r>
+    </w:p>
+    <w:p>
+      <w:r>
+        <w:rPr>
+          <w:rFonts w:ascii="Consolas" w:hAnsi="Consolas"/>
+        </w:rPr>
+        <w:t>| academic_periods |</w:t>
+      </w:r>
+    </w:p>
+    <w:p>
+      <w:r>
+        <w:rPr>
+          <w:rFonts w:ascii="Consolas" w:hAnsi="Consolas"/>
+        </w:rPr>
+        <w:t>| access_credentials |</w:t>
+      </w:r>
+    </w:p>
+    <w:p>
+      <w:r>
+        <w:rPr>
+          <w:rFonts w:ascii="Consolas" w:hAnsi="Consolas"/>
+        </w:rPr>
+        <w:t>| access_events |</w:t>
+      </w:r>
+    </w:p>
+    <w:p>
+      <w:r>
+        <w:rPr>
+          <w:rFonts w:ascii="Consolas" w:hAnsi="Consolas"/>
+        </w:rPr>
+        <w:t>| activities |</w:t>
+      </w:r>
+    </w:p>
+    <w:p>
+      <w:r>
+        <w:rPr>
+          <w:rFonts w:ascii="Consolas" w:hAnsi="Consolas"/>
+        </w:rPr>
+        <w:t>| activity_grades |</w:t>
+      </w:r>
+    </w:p>
+    <w:p>
+      <w:r>
+        <w:rPr>
+          <w:rFonts w:ascii="Consolas" w:hAnsi="Consolas"/>
+        </w:rPr>
+        <w:t>| admin_report_comments |</w:t>
+      </w:r>
+    </w:p>
+    <w:p>
+      <w:r>
+        <w:rPr>
+          <w:rFonts w:ascii="Consolas" w:hAnsi="Consolas"/>
+        </w:rPr>
+        <w:t>| admin_reports |</w:t>
+      </w:r>
+    </w:p>
+    <w:p>
+      <w:r>
+        <w:rPr>
+          <w:rFonts w:ascii="Consolas" w:hAnsi="Consolas"/>
+        </w:rPr>
+        <w:t>| administrative_staff |</w:t>
+      </w:r>
+    </w:p>
+    <w:p>
+      <w:r>
+        <w:rPr>
+          <w:rFonts w:ascii="Consolas" w:hAnsi="Consolas"/>
+        </w:rPr>
+        <w:t>| attendance_records |</w:t>
+      </w:r>
+    </w:p>
+    <w:p>
+      <w:r>
+        <w:rPr>
+          <w:rFonts w:ascii="Consolas" w:hAnsi="Consolas"/>
+        </w:rPr>
+        <w:t>| audit_logs |</w:t>
+      </w:r>
+    </w:p>
+    <w:p>
+      <w:r>
+        <w:rPr>
+          <w:rFonts w:ascii="Consolas" w:hAnsi="Consolas"/>
+        </w:rPr>
+        <w:t>| circuit_requests |</w:t>
+      </w:r>
+    </w:p>
+    <w:p>
+      <w:r>
+        <w:rPr>
+          <w:rFonts w:ascii="Consolas" w:hAnsi="Consolas"/>
+        </w:rPr>
+        <w:t>| class_attendance_records |</w:t>
+      </w:r>
+    </w:p>
+    <w:p>
+      <w:r>
+        <w:rPr>
+          <w:rFonts w:ascii="Consolas" w:hAnsi="Consolas"/>
+        </w:rPr>
+        <w:t>| class_schedule_slots |</w:t>
+      </w:r>
+    </w:p>
+    <w:p>
+      <w:r>
+        <w:rPr>
+          <w:rFonts w:ascii="Consolas" w:hAnsi="Consolas"/>
+        </w:rPr>
+        <w:t>| class_sessions |</w:t>
+      </w:r>
+    </w:p>
+    <w:p>
+      <w:r>
+        <w:rPr>
+          <w:rFonts w:ascii="Consolas" w:hAnsi="Consolas"/>
+        </w:rPr>
+        <w:t>| debt_adjustments |</w:t>
+      </w:r>
+    </w:p>
+    <w:p>
+      <w:r>
+        <w:rPr>
+          <w:rFonts w:ascii="Consolas" w:hAnsi="Consolas"/>
+        </w:rPr>
+        <w:t>| debts |</w:t>
+      </w:r>
+    </w:p>
+    <w:p>
+      <w:r>
+        <w:rPr>
+          <w:rFonts w:ascii="Consolas" w:hAnsi="Consolas"/>
+        </w:rPr>
+        <w:t>| external_visit_groups |</w:t>
+      </w:r>
+    </w:p>
+    <w:p>
+      <w:r>
+        <w:rPr>
+          <w:rFonts w:ascii="Consolas" w:hAnsi="Consolas"/>
+        </w:rPr>
+        <w:t>| external_visit_students |</w:t>
+      </w:r>
+    </w:p>
+    <w:p>
+      <w:r>
+        <w:rPr>
+          <w:rFonts w:ascii="Consolas" w:hAnsi="Consolas"/>
+        </w:rPr>
+        <w:t>| external_visits |</w:t>
+      </w:r>
+    </w:p>
+    <w:p>
+      <w:r>
+        <w:rPr>
+          <w:rFonts w:ascii="Consolas" w:hAnsi="Consolas"/>
+        </w:rPr>
+        <w:t>| groups |</w:t>
+      </w:r>
+    </w:p>
+    <w:p>
+      <w:r>
+        <w:rPr>
+          <w:rFonts w:ascii="Consolas" w:hAnsi="Consolas"/>
+        </w:rPr>
+        <w:t>| import_jobs |</w:t>
+      </w:r>
+    </w:p>
+    <w:p>
+      <w:r>
+        <w:rPr>
+          <w:rFonts w:ascii="Consolas" w:hAnsi="Consolas"/>
+        </w:rPr>
+        <w:t>| institution_settings |</w:t>
+      </w:r>
+    </w:p>
+    <w:p>
+      <w:r>
+        <w:rPr>
+          <w:rFonts w:ascii="Consolas" w:hAnsi="Consolas"/>
+        </w:rPr>
+        <w:t>| meeting_participants |</w:t>
+      </w:r>
+    </w:p>
+    <w:p>
+      <w:r>
+        <w:rPr>
+          <w:rFonts w:ascii="Consolas" w:hAnsi="Consolas"/>
+        </w:rPr>
+        <w:t>| meetings |</w:t>
+      </w:r>
+    </w:p>
+    <w:p>
+      <w:r>
+        <w:rPr>
+          <w:rFonts w:ascii="Consolas" w:hAnsi="Consolas"/>
+        </w:rPr>
+        <w:t>| notices |</w:t>
+      </w:r>
+    </w:p>
+    <w:p>
+      <w:r>
+        <w:rPr>
+          <w:rFonts w:ascii="Consolas" w:hAnsi="Consolas"/>
+        </w:rPr>
+        <w:t>| notifications |</w:t>
+      </w:r>
+    </w:p>
+    <w:p>
+      <w:r>
+        <w:rPr>
+          <w:rFonts w:ascii="Consolas" w:hAnsi="Consolas"/>
+        </w:rPr>
+        <w:t>| parents |</w:t>
+      </w:r>
+    </w:p>
+    <w:p>
+      <w:r>
+        <w:rPr>
+          <w:rFonts w:ascii="Consolas" w:hAnsi="Consolas"/>
+        </w:rPr>
+        <w:t>| payment_concepts |</w:t>
+      </w:r>
+    </w:p>
+    <w:p>
+      <w:r>
+        <w:rPr>
+          <w:rFonts w:ascii="Consolas" w:hAnsi="Consolas"/>
+        </w:rPr>
+        <w:t>| payments |</w:t>
+      </w:r>
+    </w:p>
+    <w:p>
+      <w:r>
+        <w:rPr>
+          <w:rFonts w:ascii="Consolas" w:hAnsi="Consolas"/>
+        </w:rPr>
+        <w:t>| privacy_policies |</w:t>
+      </w:r>
+    </w:p>
+    <w:p>
+      <w:r>
+        <w:rPr>
+          <w:rFonts w:ascii="Consolas" w:hAnsi="Consolas"/>
+        </w:rPr>
+        <w:t>| refresh_tokens |</w:t>
+      </w:r>
+    </w:p>
+    <w:p>
+      <w:r>
+        <w:rPr>
+          <w:rFonts w:ascii="Consolas" w:hAnsi="Consolas"/>
+        </w:rPr>
+        <w:t>| report_card_subjects |</w:t>
+      </w:r>
+    </w:p>
+    <w:p>
+      <w:r>
+        <w:rPr>
+          <w:rFonts w:ascii="Consolas" w:hAnsi="Consolas"/>
+        </w:rPr>
+        <w:t>| report_cards |</w:t>
+      </w:r>
+    </w:p>
+    <w:p>
+      <w:r>
+        <w:rPr>
+          <w:rFonts w:ascii="Consolas" w:hAnsi="Consolas"/>
+        </w:rPr>
+        <w:t>| school_non_instructional_days |</w:t>
+      </w:r>
+    </w:p>
+    <w:p>
+      <w:r>
+        <w:rPr>
+          <w:rFonts w:ascii="Consolas" w:hAnsi="Consolas"/>
+        </w:rPr>
+        <w:t>| schools |</w:t>
+      </w:r>
+    </w:p>
+    <w:p>
+      <w:r>
+        <w:rPr>
+          <w:rFonts w:ascii="Consolas" w:hAnsi="Consolas"/>
+        </w:rPr>
+        <w:t>| student_attention_notes |</w:t>
+      </w:r>
+    </w:p>
+    <w:p>
+      <w:r>
+        <w:rPr>
+          <w:rFonts w:ascii="Consolas" w:hAnsi="Consolas"/>
+        </w:rPr>
+        <w:t>| student_departure_consents |</w:t>
+      </w:r>
+    </w:p>
+    <w:p>
+      <w:r>
+        <w:rPr>
+          <w:rFonts w:ascii="Consolas" w:hAnsi="Consolas"/>
+        </w:rPr>
+        <w:t>| student_lifecycle_events |</w:t>
+      </w:r>
+    </w:p>
+    <w:p>
+      <w:r>
+        <w:rPr>
+          <w:rFonts w:ascii="Consolas" w:hAnsi="Consolas"/>
+        </w:rPr>
+        <w:t>| student_parents |</w:t>
+      </w:r>
+    </w:p>
+    <w:p>
+      <w:r>
+        <w:rPr>
+          <w:rFonts w:ascii="Consolas" w:hAnsi="Consolas"/>
+        </w:rPr>
+        <w:t>| students |</w:t>
+      </w:r>
+    </w:p>
+    <w:p>
+      <w:r>
+        <w:rPr>
+          <w:rFonts w:ascii="Consolas" w:hAnsi="Consolas"/>
+        </w:rPr>
+        <w:t>| subjects |</w:t>
+      </w:r>
+    </w:p>
+    <w:p>
+      <w:r>
+        <w:rPr>
+          <w:rFonts w:ascii="Consolas" w:hAnsi="Consolas"/>
+        </w:rPr>
+        <w:t>| teacher_groups |</w:t>
+      </w:r>
+    </w:p>
+    <w:p>
+      <w:r>
+        <w:rPr>
+          <w:rFonts w:ascii="Consolas" w:hAnsi="Consolas"/>
+        </w:rPr>
+        <w:t>| teacher_lifecycle_events |</w:t>
+      </w:r>
+    </w:p>
+    <w:p>
+      <w:r>
+        <w:rPr>
+          <w:rFonts w:ascii="Consolas" w:hAnsi="Consolas"/>
+        </w:rPr>
+        <w:t>| teacher_subjects |</w:t>
+      </w:r>
+    </w:p>
+    <w:p>
+      <w:r>
+        <w:rPr>
+          <w:rFonts w:ascii="Consolas" w:hAnsi="Consolas"/>
+        </w:rPr>
+        <w:t>| teachers |</w:t>
+      </w:r>
+    </w:p>
+    <w:p>
+      <w:r>
+        <w:rPr>
+          <w:rFonts w:ascii="Consolas" w:hAnsi="Consolas"/>
+        </w:rPr>
+        <w:t>| typeorm_migrations |</w:t>
+      </w:r>
+    </w:p>
+    <w:p>
+      <w:r>
+        <w:rPr>
+          <w:rFonts w:ascii="Consolas" w:hAnsi="Consolas"/>
+        </w:rPr>
+        <w:t>| user_fcm_tokens |</w:t>
+      </w:r>
+    </w:p>
+    <w:p>
+      <w:r>
+        <w:rPr>
+          <w:rFonts w:ascii="Consolas" w:hAnsi="Consolas"/>
+        </w:rPr>
+        <w:t>| user_privacy_acceptances |</w:t>
+      </w:r>
+    </w:p>
+    <w:p>
+      <w:r>
+        <w:rPr>
+          <w:rFonts w:ascii="Consolas" w:hAnsi="Consolas"/>
+        </w:rPr>
+        <w:t>| users |</w:t>
+      </w:r>
+    </w:p>
+    <w:p>
+      <w:r>
+        <w:rPr>
+          <w:rFonts w:ascii="Consolas" w:hAnsi="Consolas"/>
+        </w:rPr>
+        <w:t>| vehicles |</w:t>
+      </w:r>
+    </w:p>
+    <w:p/>
+    <w:p>
+      <w:r>
+        <w:t>*Tablas en producción no vistas en lista de entidades (revisar vistas, migraciones pendientes o nombres)*: typeorm_migrations</w:t>
+      </w:r>
+    </w:p>
+    <w:p/>
+    <w:p>
+      <w:r>
+        <w:t>*Entidades en repo no listadas en prod (migración no aplicada o esquema distinto)*: pickup_authorizations</w:t>
       </w:r>
     </w:p>
     <ns0:sectPr xmlns:ns0="http://schemas.openxmlformats.org/wordprocessingml/2006/main" xmlns:ns1="http://schemas.openxmlformats.org/officeDocument/2006/relationships">
